--- a/Б.7.5_Модули/Б.7.5_Модуль2_Проектирование.docx
+++ b/Б.7.5_Модули/Б.7.5_Модуль2_Проектирование.docx
@@ -70,55 +70,53 @@
       </w:r>
     </w:p>
     <w:p>
-      <w:pPr>
-        <w:pStyle w:val="ListBullet"/>
-      </w:pPr>
       <w:r>
         <w:rPr>
           <w:rFonts w:ascii="Times New Roman" w:hAnsi="Times New Roman"/>
           <w:b w:val="0"/>
           <w:sz w:val="24"/>
         </w:rPr>
-        <w:t>Сети газораспределения классифицируются по давлению газа (высокого, среднего, низкого), назначению (межпоселковые, городские, дворовые) и способу прокладки (подземная, наземная, надземная, в коллекторах).</w:t>
+        <w:t>В проектной документации на сеть газораспределения должны быть указаны границы охранных зон сети газораспределения (ПП РФ № 870, п. 18).</w:t>
       </w:r>
     </w:p>
     <w:p>
-      <w:pPr>
-        <w:pStyle w:val="ListBullet"/>
-      </w:pPr>
       <w:r>
         <w:rPr>
           <w:rFonts w:ascii="Times New Roman" w:hAnsi="Times New Roman"/>
           <w:b w:val="0"/>
           <w:sz w:val="24"/>
         </w:rPr>
-        <w:t>Выбор материала труб (сталь, полиэтилин) определяется давлением, агрессивностью среды, глубиной заложения и методом монтажа согласно СП 42-102 и СП 42-103.</w:t>
+        <w:t>Для обнаружения трасс газопроводов должна осуществляться маркировка: для подземных газопроводов — с помощью опознавательных знаков, содержащих информацию о диаметре газопровода, давлении газа в нём, глубине залегания, материале труб, расстоянии до газопровода, телефонных номерах аварийно-спасательной службы; для полиэтиленовых газопроводов, проложенных открытым способом, дополнительно предусматривается укладка сигнальной ленты (ПП РФ № 870, п. 17).</w:t>
       </w:r>
     </w:p>
     <w:p>
-      <w:pPr>
-        <w:pStyle w:val="ListBullet"/>
-      </w:pPr>
       <w:r>
         <w:rPr>
           <w:rFonts w:ascii="Times New Roman" w:hAnsi="Times New Roman"/>
           <w:b w:val="0"/>
           <w:sz w:val="24"/>
         </w:rPr>
-        <w:t>Проектом устанавливаются минимальные расстояния от газопроводов до зданий, сооружений, электрокабелей, теплосетей и других коммуникаций.</w:t>
+        <w:t>При проектировании наружных газопроводов вид и способ прокладки, расстояния по горизонтали и вертикали от газопроводов до смежных зданий, сооружений, естественных и искусственных преград должны выбираться с учётом давления в газопроводе, плотности застройки, уровня ответственности зданий и сооружений таким образом, чтобы обеспечить безопасность транспортирования природного газа (ПП РФ № 870, п. 26).</w:t>
       </w:r>
     </w:p>
     <w:p>
-      <w:pPr>
-        <w:pStyle w:val="ListBullet"/>
-      </w:pPr>
       <w:r>
         <w:rPr>
           <w:rFonts w:ascii="Times New Roman" w:hAnsi="Times New Roman"/>
           <w:b w:val="0"/>
           <w:sz w:val="24"/>
         </w:rPr>
-        <w:t>На трассе газопровода предусматриваются сигнальные знаки, указатели поворота и места установки запорной арматуры.</w:t>
+        <w:t>Не допускается проектирование наружных газопроводов всех категорий давлений по стенам, над и под помещениями категории А и Б по взрывопожарной опасности, за исключением зданий газорегуляторных пунктов и пунктов учёта газа; по пешеходным и автомобильным мостам, построенным из горючих материалов группы Г1–Г4, а также по железнодорожным мостам (ПП РФ № 870, п. 28).</w:t>
+      </w:r>
+    </w:p>
+    <w:p>
+      <w:r>
+        <w:rPr>
+          <w:rFonts w:ascii="Times New Roman" w:hAnsi="Times New Roman"/>
+          <w:b w:val="0"/>
+          <w:sz w:val="24"/>
+        </w:rPr>
+        <w:t>Для газораспределительных сетей устанавливаются охранные зоны: вдоль трасс наружных газопроводов — на расстоянии 2 метров с каждой стороны газопровода; вдоль трасс подземных полиэтиленовых газопроводов при использовании медного провода — 3 метра со стороны провода и 2 метра с противоположной стороны; вокруг отдельно стоящих ГРП — на расстоянии 10 метров от границ объекта (ПП РФ № 878, п. 7).</w:t>
       </w:r>
     </w:p>
     <w:p>
@@ -132,55 +130,53 @@
       </w:r>
     </w:p>
     <w:p>
-      <w:pPr>
-        <w:pStyle w:val="ListBullet"/>
-      </w:pPr>
       <w:r>
         <w:rPr>
           <w:rFonts w:ascii="Times New Roman" w:hAnsi="Times New Roman"/>
           <w:b w:val="0"/>
           <w:sz w:val="24"/>
         </w:rPr>
-        <w:t>Проектирование ГРП и ГРУ включает выбор схемы редуцирования, резервирование линий, систему отопления и вентиляции помещений, газоопасную сигнализацию и аварийное отключение.</w:t>
+        <w:t>При проектировании технологических устройств конструкции зданий ГРП, ГРПБ и пунктов учёта газа должны обеспечивать взрывоустойчивость; строительные конструкции здания ГРП — I и II степени огнестойкости и класс конструктивной пожарной опасности С0; оснащение молниезащитой, заземлением и вентиляцией; установка продувочных газопроводов после первого отключающего устройства; оснащение предохранительных сбросных клапанов сбросными газопроводами (ПП РФ № 870, п. 35).</w:t>
       </w:r>
     </w:p>
     <w:p>
-      <w:pPr>
-        <w:pStyle w:val="ListBullet"/>
-      </w:pPr>
       <w:r>
         <w:rPr>
           <w:rFonts w:ascii="Times New Roman" w:hAnsi="Times New Roman"/>
           <w:b w:val="0"/>
           <w:sz w:val="24"/>
         </w:rPr>
-        <w:t>Внутренние газопроводы проектируются с учётом категории помещений по взрывопожарной опасности, давления газа и требований к запорной и предохранительной арматуре.</w:t>
+        <w:t>Давление природного газа на входе в газорегуляторную установку не должно превышать 0,6 МПа. Не допускается проектировать размещение газорегуляторных установок в помещениях категорий А и Б по взрывопожарной опасности (ПП РФ № 870, п. 42–43).</w:t>
       </w:r>
     </w:p>
     <w:p>
-      <w:pPr>
-        <w:pStyle w:val="ListBullet"/>
-      </w:pPr>
       <w:r>
         <w:rPr>
           <w:rFonts w:ascii="Times New Roman" w:hAnsi="Times New Roman"/>
           <w:b w:val="0"/>
           <w:sz w:val="24"/>
         </w:rPr>
-        <w:t>Контрольно-измерительные приборы и средства автоматики подбираются по проекту с обеспечением доступа для обслуживания и поверки.</w:t>
+        <w:t>Не допускается проектирование прокладки внутренних газопроводов в помещениях категорий А и Б по взрывопожарной опасности; во взрывоопасных зонах помещений; в подвальных, цокольных этажах и технических этажах ниже 1-го этажа (за исключением случаев, когда прокладка обусловлена технологией производства); через вентиляционные камеры, шахты лифтов и лестничные клетки, помещения мусоросборников и дымоходы (ПП РФ № 870, п. 46).</w:t>
       </w:r>
     </w:p>
     <w:p>
-      <w:pPr>
-        <w:pStyle w:val="ListBullet"/>
-      </w:pPr>
       <w:r>
         <w:rPr>
           <w:rFonts w:ascii="Times New Roman" w:hAnsi="Times New Roman"/>
           <w:b w:val="0"/>
           <w:sz w:val="24"/>
         </w:rPr>
-        <w:t>После завершения строительства на каждый газопровод, ГРП и технологическую установку оформляется паспорт в соответствии с ФНП № 531.</w:t>
+        <w:t>Оценка соответствия при проектировании осуществляется в форме экспертизы проектной документации и результатов инженерных изысканий. При проведении экспертизы проверяется выполнение требований пунктов 15–17 раздела III и раздела IV технического регламента (ПП РФ № 870, п. 88, 90). Заключение экспертизы включается в состав доказательственных материалов при получении разрешения на строительство (ПП РФ № 870, п. 91).</w:t>
+      </w:r>
+    </w:p>
+    <w:p>
+      <w:r>
+        <w:rPr>
+          <w:rFonts w:ascii="Times New Roman" w:hAnsi="Times New Roman"/>
+          <w:b w:val="0"/>
+          <w:sz w:val="24"/>
+        </w:rPr>
+        <w:t>На каждый газопровод (наружный и внутренний), технологическое устройство (ПРГ, ГРУ, котёл) должны быть составлены паспорта, содержащие основные данные, характеризующие газопровод, помещение ПРГ, технические устройства и КИП, а также сведения о проведённых техническом диагностировании, техническом обслуживании и ремонте (ФНП № 531, п. 16).</w:t>
       </w:r>
     </w:p>
     <w:p/>
@@ -204,7 +200,7 @@
           <w:b w:val="0"/>
           <w:sz w:val="24"/>
         </w:rPr>
-        <w:t>Проектные решения определяют безопасность эксплуатации на весь срок службы сети.</w:t>
+        <w:t>Проектная документация: охранные зоны (ТР п. 18), маркировка трасс (ТР п. 17), расстояния (ТР п. 26).</w:t>
       </w:r>
     </w:p>
     <w:p>
@@ -217,7 +213,7 @@
           <w:b w:val="0"/>
           <w:sz w:val="24"/>
         </w:rPr>
-        <w:t>Выбор материалов и трасс — по СП 42-102, СП 42-103, СП 62.13330.</w:t>
+        <w:t>ГРП/ГРУ: взрывоустойчивость, вентиляция, давление на входе ≤ 0,6 МПа (ТР п. 35, 42–43).</w:t>
       </w:r>
     </w:p>
     <w:p>
@@ -230,7 +226,7 @@
           <w:b w:val="0"/>
           <w:sz w:val="24"/>
         </w:rPr>
-        <w:t>ГРП/ГРУ проектируются с системами безопасности, вентиляцией и КИП.</w:t>
+        <w:t>Охранные зоны: 2 м от наружных газопроводов, 10 м от отдельно стоящих ГРП (ПП РФ № 878, п. 7).</w:t>
       </w:r>
     </w:p>
     <w:p>
@@ -243,7 +239,7 @@
           <w:b w:val="0"/>
           <w:sz w:val="24"/>
         </w:rPr>
-        <w:t>Экспертиза проектной документации обязательна для объектов капитального строительства.</w:t>
+        <w:t>Экспертиза проектной документации обязательна; паспорта на газопроводы — ФНП № 531, п. 16.</w:t>
       </w:r>
     </w:p>
     <w:sectPr>
